--- a/docao5/Reflexoes_2019_posts_content.docx
+++ b/docao5/Reflexoes_2019_posts_content.docx
@@ -12,9 +12,6 @@
       </w:r>
     </w:p>
     <w:p>
-      <w:r>
-        <w:t xml:space="preserve">URL: </w:t>
-      </w:r>
       <w:hyperlink r:id="rId9">
         <w:r>
           <w:t>http://www.reflexoesdofilosofo.blog.br/2019/12/sobre-mesai.html</w:t>
@@ -128,9 +125,6 @@
       </w:r>
     </w:p>
     <w:p>
-      <w:r>
-        <w:t xml:space="preserve">URL: </w:t>
-      </w:r>
       <w:hyperlink r:id="rId10">
         <w:r>
           <w:t>http://www.reflexoesdofilosofo.blog.br/2019/11/parasitai.html</w:t>
@@ -254,9 +248,6 @@
       </w:r>
     </w:p>
     <w:p>
-      <w:r>
-        <w:t xml:space="preserve">URL: </w:t>
-      </w:r>
       <w:hyperlink r:id="rId11">
         <w:r>
           <w:t>http://www.reflexoesdofilosofo.blog.br/2019/10/repousoi.html</w:t>
@@ -350,9 +341,6 @@
       </w:r>
     </w:p>
     <w:p>
-      <w:r>
-        <w:t xml:space="preserve">URL: </w:t>
-      </w:r>
       <w:hyperlink r:id="rId12">
         <w:r>
           <w:t>http://www.reflexoesdofilosofo.blog.br/2019/09/cidadaos-do-universo.html</w:t>
@@ -495,9 +483,6 @@
       </w:r>
     </w:p>
     <w:p>
-      <w:r>
-        <w:t xml:space="preserve">URL: </w:t>
-      </w:r>
       <w:hyperlink r:id="rId13">
         <w:r>
           <w:t>http://www.reflexoesdofilosofo.blog.br/2019/09/criticismo-filosofico-i.html</w:t>
@@ -770,9 +755,6 @@
       </w:r>
     </w:p>
     <w:p>
-      <w:r>
-        <w:t xml:space="preserve">URL: </w:t>
-      </w:r>
       <w:hyperlink r:id="rId14">
         <w:r>
           <w:t>http://www.reflexoesdofilosofo.blog.br/2019/08/conhecimento-erro-e-opiniao-provavel.html</w:t>
@@ -898,9 +880,6 @@
       </w:r>
     </w:p>
     <w:p>
-      <w:r>
-        <w:t xml:space="preserve">URL: </w:t>
-      </w:r>
       <w:hyperlink r:id="rId15">
         <w:r>
           <w:t>http://www.reflexoesdofilosofo.blog.br/2019/07/a-unidade-complexa-de-russell.html</w:t>
@@ -1057,9 +1036,6 @@
       </w:r>
     </w:p>
     <w:p>
-      <w:r>
-        <w:t xml:space="preserve">URL: </w:t>
-      </w:r>
       <w:hyperlink r:id="rId16">
         <w:r>
           <w:t>http://www.reflexoesdofilosofo.blog.br/2019/07/graus-de-autoevidencia.html</w:t>
@@ -1177,9 +1153,6 @@
       </w:r>
     </w:p>
     <w:p>
-      <w:r>
-        <w:t xml:space="preserve">URL: </w:t>
-      </w:r>
       <w:hyperlink r:id="rId17">
         <w:r>
           <w:t>http://www.reflexoesdofilosofo.blog.br/2019/07/o-conhecimento-priori-lida-com-relacoes.html</w:t>
@@ -1351,9 +1324,6 @@
       </w:r>
     </w:p>
     <w:p>
-      <w:r>
-        <w:t xml:space="preserve">URL: </w:t>
-      </w:r>
       <w:hyperlink r:id="rId18">
         <w:r>
           <w:t>http://www.reflexoesdofilosofo.blog.br/2019/06/russell-platonicoi.html</w:t>
@@ -1511,9 +1481,6 @@
       </w:r>
     </w:p>
     <w:p>
-      <w:r>
-        <w:t xml:space="preserve">URL: </w:t>
-      </w:r>
       <w:hyperlink r:id="rId19">
         <w:r>
           <w:t>http://www.reflexoesdofilosofo.blog.br/2019/06/a-mente-que-liga-o-mundo.html</w:t>
@@ -1680,9 +1647,6 @@
       </w:r>
     </w:p>
     <w:p>
-      <w:r>
-        <w:t xml:space="preserve">URL: </w:t>
-      </w:r>
       <w:hyperlink r:id="rId20">
         <w:r>
           <w:t>http://www.reflexoesdofilosofo.blog.br/2019/06/principios-logicos.html</w:t>
@@ -1872,9 +1836,6 @@
       </w:r>
     </w:p>
     <w:p>
-      <w:r>
-        <w:t xml:space="preserve">URL: </w:t>
-      </w:r>
       <w:hyperlink r:id="rId21">
         <w:r>
           <w:t>http://www.reflexoesdofilosofo.blog.br/2019/05/sobre-inducao.html</w:t>
@@ -2016,9 +1977,6 @@
       </w:r>
     </w:p>
     <w:p>
-      <w:r>
-        <w:t xml:space="preserve">URL: </w:t>
-      </w:r>
       <w:hyperlink r:id="rId22">
         <w:r>
           <w:t>http://www.reflexoesdofilosofo.blog.br/2019/05/acerca-da-duvida.html</w:t>
@@ -2125,9 +2083,6 @@
       </w:r>
     </w:p>
     <w:p>
-      <w:r>
-        <w:t xml:space="preserve">URL: </w:t>
-      </w:r>
       <w:hyperlink r:id="rId23">
         <w:r>
           <w:t>http://www.reflexoesdofilosofo.blog.br/2019/05/ideias-de-deus.html</w:t>
@@ -2303,9 +2258,6 @@
       </w:r>
     </w:p>
     <w:p>
-      <w:r>
-        <w:t xml:space="preserve">URL: </w:t>
-      </w:r>
       <w:hyperlink r:id="rId24">
         <w:r>
           <w:t>http://www.reflexoesdofilosofo.blog.br/2019/04/o-espaco-fisico-i.html</w:t>
@@ -2416,9 +2368,6 @@
       </w:r>
     </w:p>
     <w:p>
-      <w:r>
-        <w:t xml:space="preserve">URL: </w:t>
-      </w:r>
       <w:hyperlink r:id="rId25">
         <w:r>
           <w:t>http://www.reflexoesdofilosofo.blog.br/2019/04/o-mundo-nao-existei.html</w:t>
@@ -2539,9 +2488,6 @@
       </w:r>
     </w:p>
     <w:p>
-      <w:r>
-        <w:t xml:space="preserve">URL: </w:t>
-      </w:r>
       <w:hyperlink r:id="rId26">
         <w:r>
           <w:t>http://www.reflexoesdofilosofo.blog.br/2019/04/abrangencia.html</w:t>
@@ -2613,9 +2559,6 @@
       </w:r>
     </w:p>
     <w:p>
-      <w:r>
-        <w:t xml:space="preserve">URL: </w:t>
-      </w:r>
       <w:hyperlink r:id="rId27">
         <w:r>
           <w:t>http://www.reflexoesdofilosofo.blog.br/2019/03/didatica-e-pedagogia-do-exame.html</w:t>
@@ -2728,9 +2671,6 @@
       </w:r>
     </w:p>
     <w:p>
-      <w:r>
-        <w:t xml:space="preserve">URL: </w:t>
-      </w:r>
       <w:hyperlink r:id="rId28">
         <w:r>
           <w:t>http://www.reflexoesdofilosofo.blog.br/2019/02/como-resolver-problemas-filosoficos.html</w:t>
@@ -2881,9 +2821,6 @@
       </w:r>
     </w:p>
     <w:p>
-      <w:r>
-        <w:t xml:space="preserve">URL: </w:t>
-      </w:r>
       <w:hyperlink r:id="rId29">
         <w:r>
           <w:t>http://www.reflexoesdofilosofo.blog.br/2019/01/o-pragmatismo-de-putnam1.html</w:t>
@@ -2987,9 +2924,6 @@
       </w:r>
     </w:p>
     <w:p>
-      <w:r>
-        <w:t xml:space="preserve">URL: </w:t>
-      </w:r>
       <w:hyperlink r:id="rId30">
         <w:r>
           <w:t>http://www.reflexoesdofilosofo.blog.br/2019/01/fe-na-festa.html</w:t>
@@ -3145,9 +3079,6 @@
       </w:r>
     </w:p>
     <w:p>
-      <w:r>
-        <w:t xml:space="preserve">URL: </w:t>
-      </w:r>
       <w:hyperlink r:id="rId31">
         <w:r>
           <w:t>http://quissak-en.blogspot.com/2018/02/make-you-happy.html</w:t>
@@ -3228,9 +3159,6 @@
       </w:r>
     </w:p>
     <w:p>
-      <w:r>
-        <w:t xml:space="preserve">URL: </w:t>
-      </w:r>
       <w:hyperlink r:id="rId32">
         <w:r>
           <w:t>http://quissak-en.blogspot.com/2019/01/the-brain-is-only-part-of-consciousness.html</w:t>
